--- a/docs/MMMF_Facilitator_Handbook.docx
+++ b/docs/MMMF_Facilitator_Handbook.docx
@@ -117,7 +117,7 @@
           <w:sz w:val="20"/>
           <w:szCs w:val="20"/>
         </w:rPr>
-        <w:t xml:space="preserve">Founder, MMMF  ·  Utah Highway Patrol Sergeant  ·  MAT Candidate</w:t>
+        <w:t xml:space="preserve">Founder, MMMF  ·  Founder  ·  Curriculum Designer</w:t>
       </w:r>
     </w:p>
     <w:p>
@@ -147,7 +147,7 @@
           <w:sz w:val="20"/>
           <w:szCs w:val="20"/>
         </w:rPr>
-        <w:t xml:space="preserve">readyforreal.life  ·  mikeyterry44@gmail.com</w:t>
+        <w:t xml:space="preserve">readyforreal.life  ·  readyforreal.life44@gmail.com</w:t>
       </w:r>
     </w:p>
     <w:p>

--- a/docs/MMMF_Facilitator_Handbook.docx
+++ b/docs/MMMF_Facilitator_Handbook.docx
@@ -17,7 +17,7 @@
           <w:sz w:val="24"/>
           <w:szCs w:val="24"/>
         </w:rPr>
-        <w:t xml:space="preserve">MODERN MANNERS &amp; MENTAL FORTITUDE</w:t>
+        <w:t xml:space="preserve">READY FOR REAL LIFE INSTRUCTION AND EDUCATION</w:t>
       </w:r>
     </w:p>
     <w:p>
@@ -102,7 +102,7 @@
           <w:sz w:val="24"/>
           <w:szCs w:val="24"/>
         </w:rPr>
-        <w:t xml:space="preserve">Michael R. Terry</w:t>
+        <w:t xml:space="preserve">Michael R. Terry &amp; Mekenzi G. Terry</w:t>
       </w:r>
     </w:p>
     <w:p>
@@ -117,7 +117,7 @@
           <w:sz w:val="20"/>
           <w:szCs w:val="20"/>
         </w:rPr>
-        <w:t xml:space="preserve">Founder, MMMF  ·  Founder  ·  Curriculum Designer</w:t>
+        <w:t xml:space="preserve">Founders, Ready for Real Life Instruction and Education | MMMF LLC</w:t>
       </w:r>
     </w:p>
     <w:p>
@@ -186,7 +186,7 @@
           <w:sz w:val="22"/>
           <w:szCs w:val="22"/>
         </w:rPr>
-        <w:t xml:space="preserve">This Facilitator Handbook is your complete guide for delivering the Modern Manners &amp; Mental Fortitude (MMMF) Teach the Teacher 3-Day Training. It is designed to be used alongside the slide deck and the Participant Workbook.</w:t>
+        <w:t xml:space="preserve">This Facilitator Handbook is your complete guide for delivering the Ready for Real Life Instruction and Education (MMMF) Teach the Teacher 3-Day Training. It is designed to be used alongside the slide deck and the Participant Workbook.</w:t>
       </w:r>
     </w:p>
     <w:p>
@@ -475,7 +475,7 @@
           <w:sz w:val="26"/>
           <w:szCs w:val="26"/>
         </w:rPr>
-        <w:t xml:space="preserve">What Is MMMF?</w:t>
+        <w:t xml:space="preserve">What Is Ready for Real Life Instruction and Education (MMMF)?</w:t>
       </w:r>
     </w:p>
     <w:p>
@@ -489,7 +489,7 @@
           <w:sz w:val="22"/>
           <w:szCs w:val="22"/>
         </w:rPr>
-        <w:t xml:space="preserve">Modern Manners &amp; Mental Fortitude (MMMF) is a real-world life skills program designed for Grades 7–12 and community settings. It is a 1-term course (16 weeks, 2 sessions per week) that levels up in complexity each year students participate. The same curriculum is adaptable for youth and adult community programs outside of school.</w:t>
+        <w:t xml:space="preserve">Ready for Real Life Instruction and Education (MMMF) is a real-world life skills program designed for Grades 7–12 and community settings. It is a 1-term course (16 weeks, 2 sessions per week) that levels up in complexity each year students participate. The same curriculum is adaptable for youth and adult community programs outside of school.</w:t>
       </w:r>
     </w:p>
     <w:p>
@@ -7377,7 +7377,7 @@
           <w:sz w:val="18"/>
           <w:szCs w:val="18"/>
         </w:rPr>
-        <w:t xml:space="preserve">© Michael R. Terry  ·  Modern Manners &amp; Mental Fortitude  ·  readyforreal.life  ·  Protected Intellectual Property</w:t>
+        <w:t xml:space="preserve">Ready for Real Life Instruction and Education | MMMF LLC — © Michael R. Terry &amp; Mekenzi G. Terry · readyforreal.life · Protected Intellectual Property</w:t>
       </w:r>
     </w:p>
     <w:sectPr>
@@ -7448,7 +7448,7 @@
         <w:sz w:val="16"/>
         <w:szCs w:val="16"/>
       </w:rPr>
-      <w:t xml:space="preserve">© Michael R. Terry  ·  readyforreal.life  ·  MMMF Licensed Facilitators Only</w:t>
+      <w:t xml:space="preserve">© Michael R. Terry &amp; Mekenzi G. Terry · readyforreal.life  ·  MMMF Licensed Facilitators Only</w:t>
     </w:r>
   </w:p>
 </w:ftr>
